--- a/Manual.docx
+++ b/Manual.docx
@@ -1951,7 +1951,24 @@
           <w:sz w:val="22"/>
           <w:szCs w:val="22"/>
         </w:rPr>
-        <w:t xml:space="preserve">Blokur to mobilna i webowa aplikacja do kompleksowego zarządzania nieruchomościami </w:t>
+      </w:r>
+      <w:r>
+        <w:rPr>
+          <w:rFonts w:ascii="Arial" w:hAnsi="Arial" w:eastAsia="Arial" w:cs="Arial"/>
+          <w:color w:val="000000" w:themeColor="text1"/>
+          <w:sz w:val="22"/>
+          <w:szCs w:val="22"/>
+        </w:rPr>
+        <w:t xml:space="preserve">Blokur to natywna aplikacja mobilna do</w:t>
+      </w:r>
+      <w:r>
+        <w:rPr>
+          <w:rFonts w:ascii="Arial" w:hAnsi="Arial" w:eastAsia="Arial" w:cs="Arial"/>
+          <w:color w:val="000000" w:themeColor="text1"/>
+          <w:sz w:val="22"/>
+          <w:szCs w:val="22"/>
+        </w:rPr>
+        <w:t xml:space="preserve"> do kompleksowego zarządzania nieruchomościami </w:t>
       </w:r>
       <w:r>
         <w:rPr>
@@ -1976,6 +1993,11 @@
           <w:color w:val="000000" w:themeColor="text1"/>
         </w:rPr>
       </w:r>
+      <w:r>
+        <w:rPr>
+          <w:color w:val="000000" w:themeColor="text1"/>
+        </w:rPr>
+      </w:r>
     </w:p>
     <w:p>
       <w:pPr>
@@ -1995,6 +2017,11 @@
           <w:szCs w:val="22"/>
         </w:rPr>
         <w:t xml:space="preserve">Aplikacja realizuje model wielorolowy, w ramach którego wyróżnia się trzy podstawowe typy kont użytkownika:</w:t>
+      </w:r>
+      <w:r>
+        <w:rPr>
+          <w:color w:val="000000" w:themeColor="text1"/>
+        </w:rPr>
       </w:r>
       <w:r>
         <w:rPr>
@@ -2041,6 +2068,11 @@
           <w:color w:val="000000" w:themeColor="text1"/>
         </w:rPr>
       </w:r>
+      <w:r>
+        <w:rPr>
+          <w:color w:val="000000" w:themeColor="text1"/>
+        </w:rPr>
+      </w:r>
     </w:p>
     <w:p>
       <w:pPr>
@@ -2081,6 +2113,11 @@
           <w:color w:val="000000" w:themeColor="text1"/>
         </w:rPr>
       </w:r>
+      <w:r>
+        <w:rPr>
+          <w:color w:val="000000" w:themeColor="text1"/>
+        </w:rPr>
+      </w:r>
     </w:p>
     <w:p>
       <w:pPr>
@@ -2121,6 +2158,11 @@
           <w:color w:val="000000" w:themeColor="text1"/>
         </w:rPr>
       </w:r>
+      <w:r>
+        <w:rPr>
+          <w:color w:val="000000" w:themeColor="text1"/>
+        </w:rPr>
+      </w:r>
     </w:p>
     <w:p>
       <w:pPr>
@@ -2146,6 +2188,11 @@
           <w:color w:val="000000" w:themeColor="text1"/>
         </w:rPr>
       </w:r>
+      <w:r>
+        <w:rPr>
+          <w:color w:val="000000" w:themeColor="text1"/>
+        </w:rPr>
+      </w:r>
     </w:p>
     <w:p>
       <w:pPr>
@@ -2175,6 +2222,11 @@
           <w:color w:val="000000" w:themeColor="text1"/>
         </w:rPr>
       </w:r>
+      <w:r>
+        <w:rPr>
+          <w:color w:val="000000" w:themeColor="text1"/>
+        </w:rPr>
+      </w:r>
     </w:p>
     <w:p>
       <w:pPr>
@@ -2204,6 +2256,11 @@
           <w:color w:val="000000" w:themeColor="text1"/>
         </w:rPr>
       </w:r>
+      <w:r>
+        <w:rPr>
+          <w:color w:val="000000" w:themeColor="text1"/>
+        </w:rPr>
+      </w:r>
     </w:p>
     <w:p>
       <w:pPr>
@@ -2233,6 +2290,11 @@
           <w:color w:val="000000" w:themeColor="text1"/>
         </w:rPr>
       </w:r>
+      <w:r>
+        <w:rPr>
+          <w:color w:val="000000" w:themeColor="text1"/>
+        </w:rPr>
+      </w:r>
     </w:p>
     <w:p>
       <w:pPr>
@@ -2262,6 +2324,11 @@
           <w:color w:val="000000" w:themeColor="text1"/>
         </w:rPr>
       </w:r>
+      <w:r>
+        <w:rPr>
+          <w:color w:val="000000" w:themeColor="text1"/>
+        </w:rPr>
+      </w:r>
     </w:p>
     <w:p>
       <w:pPr>
@@ -2291,6 +2358,11 @@
           <w:color w:val="000000" w:themeColor="text1"/>
         </w:rPr>
       </w:r>
+      <w:r>
+        <w:rPr>
+          <w:color w:val="000000" w:themeColor="text1"/>
+        </w:rPr>
+      </w:r>
     </w:p>
     <w:p>
       <w:pPr>
@@ -2320,6 +2392,11 @@
           <w:color w:val="000000" w:themeColor="text1"/>
         </w:rPr>
       </w:r>
+      <w:r>
+        <w:rPr>
+          <w:color w:val="000000" w:themeColor="text1"/>
+        </w:rPr>
+      </w:r>
     </w:p>
     <w:p>
       <w:pPr>
@@ -2349,6 +2426,11 @@
           <w:color w:val="000000" w:themeColor="text1"/>
         </w:rPr>
       </w:r>
+      <w:r>
+        <w:rPr>
+          <w:color w:val="000000" w:themeColor="text1"/>
+        </w:rPr>
+      </w:r>
     </w:p>
     <w:p>
       <w:pPr>
@@ -2372,6 +2454,11 @@
           <w:szCs w:val="22"/>
         </w:rPr>
         <w:t xml:space="preserve">moduł harmonogramu przeglądów technicznych,</w:t>
+      </w:r>
+      <w:r>
+        <w:rPr>
+          <w:color w:val="000000" w:themeColor="text1"/>
+        </w:rPr>
       </w:r>
       <w:r>
         <w:rPr>
@@ -3337,7 +3424,7 @@
                   <a:graphicData uri="http://schemas.openxmlformats.org/drawingml/2006/picture">
                     <pic:pic xmlns:pic="http://schemas.openxmlformats.org/drawingml/2006/picture">
                       <pic:nvPicPr>
-                        <pic:cNvPr id="1811526722" name=""/>
+                        <pic:cNvPr id="1136920928" name=""/>
                         <pic:cNvPicPr>
                           <a:picLocks noChangeAspect="1"/>
                         </pic:cNvPicPr>
@@ -3350,7 +3437,7 @@
                       <pic:spPr bwMode="auto">
                         <a:xfrm>
                           <a:off x="0" y="0"/>
-                          <a:ext cx="4091067" cy="9072244"/>
+                          <a:ext cx="4091068" cy="9072244"/>
                         </a:xfrm>
                         <a:prstGeom prst="rect">
                           <a:avLst/>
@@ -3397,6 +3484,12 @@
         </w:rPr>
       </w:r>
       <w:r/>
+      <w:r>
+        <w:rPr>
+          <w:i/>
+        </w:rPr>
+      </w:r>
+      <w:r/>
     </w:p>
     <w:p>
       <w:pPr>
@@ -3547,36 +3640,7 @@
         <w:t xml:space="preserve">Menu Powiadomienia</w:t>
       </w:r>
       <w:r>
-        <w:t xml:space="preserve"> – Dostęp do ekranu konfiguracji powiadomień push (31_ustawienia_powiadomien.png).</w:t>
-      </w:r>
-      <w:r/>
-    </w:p>
-    <w:p>
-      <w:pPr>
-        <w:pStyle w:val="991"/>
-        <w:numPr>
-          <w:ilvl w:val="0"/>
-          <w:numId w:val="26"/>
-        </w:numPr>
-        <w:pBdr/>
-        <w:tabs>
-          <w:tab w:val="left" w:leader="none" w:pos="709"/>
-          <w:tab w:val="left" w:leader="none" w:pos="709"/>
-        </w:tabs>
-        <w:bidi w:val="false"/>
-        <w:spacing/>
-        <w:ind w:hanging="283" w:left="709"/>
-        <w:jc w:val="left"/>
-        <w:rPr/>
-      </w:pPr>
-      <w:r>
-        <w:rPr>
-          <w:b/>
-        </w:rPr>
-        <w:t xml:space="preserve">Menu Dystrybucja dokumentów</w:t>
-      </w:r>
-      <w:r>
-        <w:t xml:space="preserve"> – Skrót do narzędzia masowej wysyłki oficjalnych dokumentów PDF do mieszkańców.</w:t>
+        <w:t xml:space="preserve"> – Dostęp do ekranu konfiguracji powiadomień push </w:t>
       </w:r>
       <w:r/>
     </w:p>
@@ -3737,7 +3801,9 @@
       </w:r>
       <w:r>
         <w:rPr>
+          <w:bCs/>
           <w:i/>
+          <w:highlight w:val="none"/>
         </w:rPr>
       </w:r>
       <w:r>
@@ -4170,6 +4236,7 @@
       </w:r>
       <w:r>
         <w:rPr>
+          <w:bCs/>
           <w:i/>
           <w:highlight w:val="none"/>
         </w:rPr>
@@ -4486,7 +4553,9 @@
       </w:r>
       <w:r>
         <w:rPr>
+          <w:bCs/>
           <w:i/>
+          <w:highlight w:val="none"/>
         </w:rPr>
       </w:r>
       <w:r>
@@ -4609,7 +4678,18 @@
         <w:rPr/>
       </w:pPr>
       <w:r>
-        <w:t xml:space="preserve">Uruchom aplikację Blokur na urządzeniu mobilnym lub otwórz adres aplikacji w przeglądarce.</w:t>
+        <w:t xml:space="preserve">Uruchom aplikację Blokur na urządzeniu mobilnym</w:t>
+      </w:r>
+      <w:r>
+        <w:rPr>
+          <w:lang w:val="pl-PL"/>
+        </w:rPr>
+        <w:t xml:space="preserve">.</w:t>
+      </w:r>
+      <w:r>
+        <w:rPr>
+          <w:lang w:val="pl-PL"/>
+        </w:rPr>
       </w:r>
       <w:r/>
     </w:p>
@@ -4720,7 +4800,9 @@
       </w:r>
       <w:r>
         <w:rPr>
+          <w:bCs/>
           <w:i/>
+          <w:highlight w:val="none"/>
         </w:rPr>
       </w:r>
       <w:r>
@@ -11195,9 +11277,8 @@
       <w:r>
         <w:rPr>
           <w:rFonts w:ascii="Times New Roman" w:hAnsi="Times New Roman" w:eastAsia="Times New Roman" w:cs="Times New Roman"/>
-          <w:color w:val="000000"/>
           <w:sz w:val="24"/>
-          <w:highlight w:val="none"/>
+          <w:szCs w:val="24"/>
         </w:rPr>
       </w:r>
       <w:r>
